--- a/Volume 1/Chapter 09 - Memory Management/SPA_Vol1_Ch9_Project1a_Memory_Pool_EXTENDED.docx
+++ b/Volume 1/Chapter 09 - Memory Management/SPA_Vol1_Ch9_Project1a_Memory_Pool_EXTENDED.docx
@@ -839,6 +839,7 @@
         <w:pStyle w:val="CommandBlock"/>
       </w:pPr>
       <w:r>
+        <w:lastRenderedPageBreak/>
         <w:t xml:space="preserve">  erlang/main.erl</w:t>
       </w:r>
     </w:p>
@@ -1122,7 +1123,7 @@
         <w:keepNext/>
       </w:pPr>
       <w:r>
-        <w:t>[profile.default]</w:t>
+        <w:t>[profile.default]  # Remember, the settings forge uses by default.</w:t>
       </w:r>
     </w:p>
     <w:p>
@@ -5996,7 +5997,6 @@
     <w:p>
       <w:pPr>
         <w:pStyle w:val="SourceCode"/>
-        <w:keepNext/>
       </w:pPr>
       <w:r>
         <w:t xml:space="preserve">    pop r12</w:t>
@@ -6005,7 +6005,6 @@
     <w:p>
       <w:pPr>
         <w:pStyle w:val="SourceCode"/>
-        <w:keepNext/>
       </w:pPr>
       <w:r>
         <w:t xml:space="preserve">    pop rbx</w:t>
@@ -6014,6 +6013,7 @@
     <w:p>
       <w:pPr>
         <w:pStyle w:val="SourceCode"/>
+        <w:keepNext/>
       </w:pPr>
       <w:r>
         <w:t xml:space="preserve">    ret</w:t>
@@ -6021,6 +6021,29 @@
     </w:p>
     <w:p>
       <w:pPr>
+        <w:pStyle w:val="SourceCode"/>
+        <w:keepNext/>
+      </w:pPr>
+    </w:p>
+    <w:p>
+      <w:pPr>
+        <w:pStyle w:val="SourceCode"/>
+        <w:keepNext/>
+      </w:pPr>
+      <w:r>
+        <w:t>; Marks the stack as not executable, which current Linux linkers expect.</w:t>
+      </w:r>
+    </w:p>
+    <w:p>
+      <w:pPr>
+        <w:pStyle w:val="SourceCode"/>
+      </w:pPr>
+      <w:r>
+        <w:t>section .note.GNU-stack noalloc noexec nowrite progbits</w:t>
+      </w:r>
+    </w:p>
+    <w:p>
+      <w:pPr>
         <w:keepNext/>
       </w:pPr>
     </w:p>
@@ -6364,15 +6387,15 @@
         <w:pStyle w:val="SourceCode"/>
       </w:pPr>
       <w:r>
-        <w:t>; The pool's fixed capacity: four blocks of 64 bytes. block_pool.asm</w:t>
-      </w:r>
-    </w:p>
-    <w:p>
-      <w:pPr>
-        <w:pStyle w:val="SourceCode"/>
-      </w:pPr>
-      <w:r>
-        <w:t>; sizes the pool with them, and main.asm sizes its own list of blocks.</w:t>
+        <w:t>; The pool's fixed capacity: its number of blocks and each block's bytes.</w:t>
+      </w:r>
+    </w:p>
+    <w:p>
+      <w:pPr>
+        <w:pStyle w:val="SourceCode"/>
+      </w:pPr>
+      <w:r>
+        <w:t>; block_pool.asm sizes the pool with them, main.asm its list of blocks.</w:t>
       </w:r>
     </w:p>
     <w:p>
@@ -6670,7 +6693,7 @@
         <w:pStyle w:val="SourceCode"/>
       </w:pPr>
       <w:r>
-        <w:t>; out first. The free list holds 3, 2, 1, 0; acquire takes from the end.</w:t>
+        <w:t>; out first: the free list counts down to 0, and acquire takes the end.</w:t>
       </w:r>
     </w:p>
     <w:p>
@@ -10382,7 +10405,7 @@
         <w:pStyle w:val="SourceCode"/>
       </w:pPr>
       <w:r>
-        <w:t>; out first. The free list holds 3, 2, 1, 0; acquire takes from the end.</w:t>
+        <w:t>; out first: the free list counts down to 0, and acquire takes the end.</w:t>
       </w:r>
     </w:p>
     <w:p>
@@ -11207,7 +11230,6 @@
     <w:p>
       <w:pPr>
         <w:pStyle w:val="SourceCode"/>
-        <w:keepNext/>
       </w:pPr>
       <w:r>
         <w:t>available_count:</w:t>
@@ -11216,7 +11238,6 @@
     <w:p>
       <w:pPr>
         <w:pStyle w:val="SourceCode"/>
-        <w:keepNext/>
       </w:pPr>
       <w:r>
         <w:t xml:space="preserve">    mov rax, [free_count]</w:t>
@@ -11225,6 +11246,7 @@
     <w:p>
       <w:pPr>
         <w:pStyle w:val="SourceCode"/>
+        <w:keepNext/>
       </w:pPr>
       <w:r>
         <w:t xml:space="preserve">    ret</w:t>
@@ -11232,6 +11254,29 @@
     </w:p>
     <w:p>
       <w:pPr>
+        <w:pStyle w:val="SourceCode"/>
+        <w:keepNext/>
+      </w:pPr>
+    </w:p>
+    <w:p>
+      <w:pPr>
+        <w:pStyle w:val="SourceCode"/>
+        <w:keepNext/>
+      </w:pPr>
+      <w:r>
+        <w:t>; Marks the stack as not executable, which current Linux linkers expect.</w:t>
+      </w:r>
+    </w:p>
+    <w:p>
+      <w:pPr>
+        <w:pStyle w:val="SourceCode"/>
+      </w:pPr>
+      <w:r>
+        <w:t>section .note.GNU-stack noalloc noexec nowrite progbits</w:t>
+      </w:r>
+    </w:p>
+    <w:p>
+      <w:pPr>
         <w:keepNext/>
       </w:pPr>
     </w:p>
@@ -13812,7 +13857,6 @@
     <w:p>
       <w:pPr>
         <w:pStyle w:val="SourceCode"/>
-        <w:keepNext/>
       </w:pPr>
       <w:r>
         <w:t xml:space="preserve">    pop r12</w:t>
@@ -13821,7 +13865,6 @@
     <w:p>
       <w:pPr>
         <w:pStyle w:val="SourceCode"/>
-        <w:keepNext/>
       </w:pPr>
       <w:r>
         <w:t xml:space="preserve">    pop rbx</w:t>
@@ -13830,6 +13873,7 @@
     <w:p>
       <w:pPr>
         <w:pStyle w:val="SourceCode"/>
+        <w:keepNext/>
       </w:pPr>
       <w:r>
         <w:t xml:space="preserve">    ret</w:t>
@@ -13837,6 +13881,29 @@
     </w:p>
     <w:p>
       <w:pPr>
+        <w:pStyle w:val="SourceCode"/>
+        <w:keepNext/>
+      </w:pPr>
+    </w:p>
+    <w:p>
+      <w:pPr>
+        <w:pStyle w:val="SourceCode"/>
+        <w:keepNext/>
+      </w:pPr>
+      <w:r>
+        <w:t>; Marks the stack as not executable, which current Linux linkers expect.</w:t>
+      </w:r>
+    </w:p>
+    <w:p>
+      <w:pPr>
+        <w:pStyle w:val="SourceCode"/>
+      </w:pPr>
+      <w:r>
+        <w:t>section .note.GNU-stack noalloc noexec nowrite progbits</w:t>
+      </w:r>
+    </w:p>
+    <w:p>
+      <w:pPr>
         <w:keepNext/>
       </w:pPr>
     </w:p>
@@ -14719,31 +14786,31 @@
         <w:pStyle w:val="SourceCode"/>
       </w:pPr>
       <w:r>
-        <w:t>// blocks. Vec::pop takes the last item off the list and returns it as an</w:t>
-      </w:r>
-    </w:p>
-    <w:p>
-      <w:pPr>
-        <w:pStyle w:val="SourceCode"/>
-      </w:pPr>
-      <w:r>
-        <w:t>// Option, None when the list is empty. Remember, take() hands over what</w:t>
-      </w:r>
-    </w:p>
-    <w:p>
-      <w:pPr>
-        <w:pStyle w:val="SourceCode"/>
-      </w:pPr>
-      <w:r>
-        <w:t>// the Option holds and leaves None behind: the slot now shows the block</w:t>
-      </w:r>
-    </w:p>
-    <w:p>
-      <w:pPr>
-        <w:pStyle w:val="SourceCode"/>
-      </w:pPr>
-      <w:r>
-        <w:t>// is lent out, and ownership of the Box moves to the caller.</w:t>
+        <w:t>// blocks. Vec::pop returns the list's last item as an Option, None when</w:t>
+      </w:r>
+    </w:p>
+    <w:p>
+      <w:pPr>
+        <w:pStyle w:val="SourceCode"/>
+      </w:pPr>
+      <w:r>
+        <w:t>// it is empty. Remember, take() hands over what the Option holds and</w:t>
+      </w:r>
+    </w:p>
+    <w:p>
+      <w:pPr>
+        <w:pStyle w:val="SourceCode"/>
+      </w:pPr>
+      <w:r>
+        <w:t>// leaves None behind: the slot shows the block is lent out. Remember, a</w:t>
+      </w:r>
+    </w:p>
+    <w:p>
+      <w:pPr>
+        <w:pStyle w:val="SourceCode"/>
+      </w:pPr>
+      <w:r>
+        <w:t>// field written alone takes the variable of the same name (number, bytes).</w:t>
       </w:r>
     </w:p>
     <w:p>
@@ -15351,15 +15418,15 @@
         <w:pStyle w:val="SourceCode"/>
       </w:pPr>
       <w:r>
-        <w:t xml:space="preserve">    // block released last, so main gets block 1 again. The number is</w:t>
-      </w:r>
-    </w:p>
-    <w:p>
-      <w:pPr>
-        <w:pStyle w:val="SourceCode"/>
-      </w:pPr>
-      <w:r>
-        <w:t xml:space="preserve">    // read before release, because release takes the whole block.</w:t>
+        <w:t xml:space="preserve">    // block released last, so block 1 comes back. Remember, if let runs</w:t>
+      </w:r>
+    </w:p>
+    <w:p>
+      <w:pPr>
+        <w:pStyle w:val="SourceCode"/>
+      </w:pPr>
+      <w:r>
+        <w:t xml:space="preserve">    // its block only for Some; the number is read before release takes it.</w:t>
       </w:r>
     </w:p>
     <w:p>
@@ -15936,7 +16003,7 @@
         <w:pStyle w:val="SourceCode"/>
       </w:pPr>
       <w:r>
-        <w:t>// The pool's fixed capacity: four blocks of 64 bytes.</w:t>
+        <w:t>// The pool's fixed capacity: its number of blocks and each block's bytes.</w:t>
       </w:r>
     </w:p>
     <w:p>
@@ -16656,15 +16723,15 @@
         <w:pStyle w:val="SourceCode"/>
       </w:pPr>
       <w:r>
-        <w:t>// Returns true when every byte of the block is 0. Remember, a closure</w:t>
-      </w:r>
-    </w:p>
-    <w:p>
-      <w:pPr>
-        <w:pStyle w:val="SourceCode"/>
-      </w:pPr>
-      <w:r>
-        <w:t>// |byte| ... is a small function; all asks it about every byte.</w:t>
+        <w:t>// Returns true when every byte is 0. Remember, a closure |byte| ... is a</w:t>
+      </w:r>
+    </w:p>
+    <w:p>
+      <w:pPr>
+        <w:pStyle w:val="SourceCode"/>
+      </w:pPr>
+      <w:r>
+        <w:t>// small function; all asks it about each byte, and *byte reads the byte.</w:t>
       </w:r>
     </w:p>
     <w:p>
@@ -19881,25 +19948,25 @@
         <w:keepNext/>
       </w:pPr>
       <w:r>
-        <w:t>%% capacity, four blocks of 64 bytes. block_pool.erl and main.erl both</w:t>
-      </w:r>
-    </w:p>
-    <w:p>
-      <w:pPr>
-        <w:pStyle w:val="SourceCode"/>
-        <w:keepNext/>
-      </w:pPr>
-      <w:r>
-        <w:t>%% include it, so a change here reaches both. Remember, a value shared by</w:t>
-      </w:r>
-    </w:p>
-    <w:p>
-      <w:pPr>
-        <w:pStyle w:val="SourceCode"/>
-        <w:keepNext/>
-      </w:pPr>
-      <w:r>
-        <w:t>%% modules lives in a .hrl file.</w:t>
+        <w:t>%% capacity, its block count and block size. block_pool.erl and main.erl</w:t>
+      </w:r>
+    </w:p>
+    <w:p>
+      <w:pPr>
+        <w:pStyle w:val="SourceCode"/>
+        <w:keepNext/>
+      </w:pPr>
+      <w:r>
+        <w:t>%% both include it, so a change here reaches both. Remember, a value</w:t>
+      </w:r>
+    </w:p>
+    <w:p>
+      <w:pPr>
+        <w:pStyle w:val="SourceCode"/>
+        <w:keepNext/>
+      </w:pPr>
+      <w:r>
+        <w:t>%% shared by modules lives in a .hrl file.</w:t>
       </w:r>
     </w:p>
     <w:p>
@@ -26567,7 +26634,7 @@
         <w:t xml:space="preserve">This is the Chapter 9 Project's companion, and it reuses the chapter's Extended pieces: storage set aside for the whole run in .bss (Lesson 2.2a), the Box that owns a heap value (Lesson 9.2a), the no-value on failure (Lesson 9.3a), release exactly once with take() and moves (Lesson 9.4a), reuse instead of new allocation (Lesson 9.6a), a count of what is still held as the leak check (Lesson 9.9a), and the Challenge's cleanup on every path (Lesson 9.10a). The free list is a stack, which Volume 1, Chapter 10, </w:t>
       </w:r>
       <w:r>
-        <w:t>Lesson 10.4: Stacks studies as a data structure. Volume 2, Chapter 9 Project: Resource Pool builds on this pool, adding a semaphore so that several threads can share it safely.</w:t>
+        <w:t>Lesson 10.4a: Stacks EXTENDED studies as a data structure. Volume 2, Chapter 9 Project: Resource Pool builds on this pool, adding a semaphore so that several threads can share it safely.</w:t>
       </w:r>
     </w:p>
     <w:p>
@@ -26947,7 +27014,7 @@
         <w:pStyle w:val="ListBullet"/>
       </w:pPr>
       <w:r>
-        <w:t>Releasing newest first puts the numbers back on the free list in the order they came off, so a refused group leaves the pool exactly as it was. Remember, every way out of a function must release what it holds (Lesson 9.10). Erlang and Solidity show two other ways to the same result: a value that was never changed, and a revert that undoes the whole call.</w:t>
+        <w:t>Releasing newest first puts the numbers back on the free list in the order they came off, so a refused group leaves the pool exactly as it was. Remember, every way out of a function must release what it holds (Lesson 9.10a). Erlang and Solidity show two other ways to the same result: a value that was never changed, and a revert that undoes the whole call.</w:t>
       </w:r>
     </w:p>
     <w:p>
@@ -27749,31 +27816,31 @@
       </w:rPr>
     </w:lvl>
   </w:abstractNum>
-  <w:num w:numId="1" w16cid:durableId="1365867701">
+  <w:num w:numId="1" w16cid:durableId="1853030508">
     <w:abstractNumId w:val="8"/>
   </w:num>
-  <w:num w:numId="2" w16cid:durableId="737167121">
+  <w:num w:numId="2" w16cid:durableId="1631205916">
     <w:abstractNumId w:val="6"/>
   </w:num>
-  <w:num w:numId="3" w16cid:durableId="861361248">
+  <w:num w:numId="3" w16cid:durableId="4987742">
     <w:abstractNumId w:val="5"/>
   </w:num>
-  <w:num w:numId="4" w16cid:durableId="1177619712">
+  <w:num w:numId="4" w16cid:durableId="1211461289">
     <w:abstractNumId w:val="4"/>
   </w:num>
-  <w:num w:numId="5" w16cid:durableId="1481119608">
+  <w:num w:numId="5" w16cid:durableId="311761006">
     <w:abstractNumId w:val="7"/>
   </w:num>
-  <w:num w:numId="6" w16cid:durableId="76556904">
+  <w:num w:numId="6" w16cid:durableId="866604760">
     <w:abstractNumId w:val="3"/>
   </w:num>
-  <w:num w:numId="7" w16cid:durableId="487523894">
+  <w:num w:numId="7" w16cid:durableId="925849324">
     <w:abstractNumId w:val="2"/>
   </w:num>
-  <w:num w:numId="8" w16cid:durableId="1538812063">
+  <w:num w:numId="8" w16cid:durableId="1351299315">
     <w:abstractNumId w:val="1"/>
   </w:num>
-  <w:num w:numId="9" w16cid:durableId="1739085928">
+  <w:num w:numId="9" w16cid:durableId="103350625">
     <w:abstractNumId w:val="0"/>
   </w:num>
 </w:numbering>
